--- a/sistemas_operativos/proyecto/PROPUESTA PROYECTO_vv.docx
+++ b/sistemas_operativos/proyecto/PROPUESTA PROYECTO_vv.docx
@@ -190,15 +190,12 @@
         </w:numPr>
         <w:spacing w:before="42"/>
         <w:jc w:val="both"/>
-        <w:rPr>
-          <w:b/>
-        </w:rPr>
-      </w:pPr>
-      <w:r>
-        <w:rPr>
-          <w:b/>
-        </w:rPr>
-        <w:t>copia-sombra</w:t>
+      </w:pPr>
+      <w:r>
+        <w:rPr>
+          <w:b/>
+        </w:rPr>
+        <w:t>cifra-xor</w:t>
       </w:r>
     </w:p>
     <w:p>
@@ -209,11 +206,19 @@
         <w:jc w:val="both"/>
       </w:pPr>
       <w:r>
-        <w:t>Crea una copia diferencial que contiene solo los bytes distintos frente a una versión base.</w:t>
-      </w:r>
-      <w:r>
-        <w:t xml:space="preserve"> (Previsto para usarse en archivos .txt.</w:t>
-      </w:r>
+        <w:t>Aplica cifrado XOR byte por byte a un archivo usando una clave proporcionada por el usuario. Permite cifrar y descifrar archivos manipulando directamente cada byte mediante operaciones de bajo nive</w:t>
+      </w:r>
+      <w:r>
+        <w:t>l</w:t>
+      </w:r>
+    </w:p>
+    <w:p>
+      <w:pPr>
+        <w:pStyle w:val="BodyText"/>
+        <w:spacing w:before="42"/>
+        <w:ind w:left="360"/>
+        <w:jc w:val="both"/>
+      </w:pPr>
     </w:p>
     <w:p>
       <w:pPr>
@@ -224,15 +229,12 @@
         </w:numPr>
         <w:spacing w:before="42"/>
         <w:jc w:val="both"/>
-        <w:rPr>
-          <w:b/>
-        </w:rPr>
-      </w:pPr>
-      <w:r>
-        <w:rPr>
-          <w:b/>
-        </w:rPr>
-        <w:t>fantasma-rm</w:t>
+      </w:pPr>
+      <w:r>
+        <w:rPr>
+          <w:b/>
+        </w:rPr>
+        <w:t>Verificador-integridad</w:t>
       </w:r>
     </w:p>
     <w:p>
@@ -243,8 +245,48 @@
         <w:jc w:val="both"/>
       </w:pPr>
       <w:r>
-        <w:t>Mueve el contenido de un archivo a una 'zona fantasma' oculta y borra el original, la zona fantasma se tendrá su propia dirección en ~/.Andromeda_shell/.ghostzone/</w:t>
-      </w:r>
+        <w:rPr>
+          <w:rFonts w:ascii="Arial" w:hAnsi="Arial" w:cs="Arial"/>
+        </w:rPr>
+        <w:t>Verifica la integridad de los archivos del sistema.</w:t>
+      </w:r>
+      <w:r>
+        <w:rPr>
+          <w:rFonts w:ascii="Arial" w:hAnsi="Arial" w:cs="Arial"/>
+        </w:rPr>
+        <w:br/>
+        <w:t>Cada ejecución genera un archivo de sumas de verificación (</w:t>
+      </w:r>
+      <w:r>
+        <w:rPr>
+          <w:rStyle w:val="HTMLCode"/>
+          <w:rFonts w:ascii="Arial" w:eastAsia="Arial MT" w:hAnsi="Arial" w:cs="Arial"/>
+          <w:sz w:val="24"/>
+          <w:szCs w:val="24"/>
+        </w:rPr>
+        <w:t>.integrity.db</w:t>
+      </w:r>
+      <w:r>
+        <w:rPr>
+          <w:rFonts w:ascii="Arial" w:hAnsi="Arial" w:cs="Arial"/>
+        </w:rPr>
+        <w:t>).</w:t>
+      </w:r>
+      <w:r>
+        <w:rPr>
+          <w:rFonts w:ascii="Arial" w:hAnsi="Arial" w:cs="Arial"/>
+        </w:rPr>
+        <w:br/>
+        <w:t>En la siguiente ejecución, compara las sumas previas con las actuales para detectar modificaciones.</w:t>
+      </w:r>
+    </w:p>
+    <w:p>
+      <w:pPr>
+        <w:pStyle w:val="BodyText"/>
+        <w:spacing w:before="42"/>
+        <w:ind w:left="360"/>
+        <w:jc w:val="both"/>
+      </w:pPr>
     </w:p>
     <w:p>
       <w:pPr>
@@ -314,7 +356,7 @@
         <w:pStyle w:val="BodyText"/>
         <w:numPr>
           <w:ilvl w:val="0"/>
-          <w:numId w:val="6"/>
+          <w:numId w:val="7"/>
         </w:numPr>
         <w:spacing w:before="42"/>
         <w:jc w:val="both"/>
@@ -326,7 +368,7 @@
         <w:rPr>
           <w:b/>
         </w:rPr>
-        <w:t>Verificador-integridad</w:t>
+        <w:t>fantasma-rm</w:t>
       </w:r>
     </w:p>
     <w:p>
@@ -334,45 +376,17 @@
         <w:pStyle w:val="BodyText"/>
         <w:spacing w:before="42"/>
         <w:jc w:val="both"/>
-        <w:rPr>
-          <w:rFonts w:ascii="Arial" w:hAnsi="Arial" w:cs="Arial"/>
-        </w:rPr>
-      </w:pPr>
-      <w:r>
-        <w:rPr>
-          <w:rFonts w:ascii="Arial" w:hAnsi="Arial" w:cs="Arial"/>
-        </w:rPr>
-        <w:t>Verifica la integridad de los archivos del sistema.</w:t>
-      </w:r>
-      <w:r>
-        <w:rPr>
-          <w:rFonts w:ascii="Arial" w:hAnsi="Arial" w:cs="Arial"/>
-        </w:rPr>
-        <w:br/>
-        <w:t>Cada ejecución genera un archivo de sumas de verificación (</w:t>
-      </w:r>
-      <w:r>
-        <w:rPr>
-          <w:rStyle w:val="HTMLCode"/>
-          <w:rFonts w:ascii="Arial" w:eastAsia="Arial MT" w:hAnsi="Arial" w:cs="Arial"/>
-          <w:sz w:val="24"/>
-          <w:szCs w:val="24"/>
-        </w:rPr>
-        <w:t>.integrity.db</w:t>
-      </w:r>
-      <w:r>
-        <w:rPr>
-          <w:rFonts w:ascii="Arial" w:hAnsi="Arial" w:cs="Arial"/>
-        </w:rPr>
-        <w:t>).</w:t>
-      </w:r>
-      <w:r>
-        <w:rPr>
-          <w:rFonts w:ascii="Arial" w:hAnsi="Arial" w:cs="Arial"/>
-        </w:rPr>
-        <w:br/>
-        <w:t>En la siguiente ejecución, compara las sumas previas con las actuales para detectar modificaciones.</w:t>
-      </w:r>
+      </w:pPr>
+      <w:r>
+        <w:t>Mueve el contenido de un archivo a una 'zona fantasma' oculta y borra el original, la zona fantasma se tendrá su propia dirección en ~/.Andromeda_shell/.ghostzone/</w:t>
+      </w:r>
+    </w:p>
+    <w:p>
+      <w:pPr>
+        <w:pStyle w:val="BodyText"/>
+        <w:spacing w:before="42"/>
+        <w:jc w:val="both"/>
+      </w:pPr>
     </w:p>
     <w:p>
       <w:pPr>
@@ -810,6 +824,95 @@
     </w:lvl>
   </w:abstractNum>
   <w:abstractNum w:abstractNumId="4" w15:restartNumberingAfterBreak="0">
+    <w:nsid w:val="4D73035E"/>
+    <w:multiLevelType w:val="hybridMultilevel"/>
+    <w:tmpl w:val="B78ACEEA"/>
+    <w:lvl w:ilvl="0" w:tplc="FFFFFFFF">
+      <w:start w:val="1"/>
+      <w:numFmt w:val="decimal"/>
+      <w:lvlText w:val="%1."/>
+      <w:lvlJc w:val="left"/>
+      <w:pPr>
+        <w:ind w:left="720" w:hanging="360"/>
+      </w:pPr>
+      <w:rPr>
+        <w:rFonts w:hint="default"/>
+      </w:rPr>
+    </w:lvl>
+    <w:lvl w:ilvl="1" w:tplc="FFFFFFFF" w:tentative="1">
+      <w:start w:val="1"/>
+      <w:numFmt w:val="lowerLetter"/>
+      <w:lvlText w:val="%2."/>
+      <w:lvlJc w:val="left"/>
+      <w:pPr>
+        <w:ind w:left="1440" w:hanging="360"/>
+      </w:pPr>
+    </w:lvl>
+    <w:lvl w:ilvl="2" w:tplc="FFFFFFFF" w:tentative="1">
+      <w:start w:val="1"/>
+      <w:numFmt w:val="lowerRoman"/>
+      <w:lvlText w:val="%3."/>
+      <w:lvlJc w:val="right"/>
+      <w:pPr>
+        <w:ind w:left="2160" w:hanging="180"/>
+      </w:pPr>
+    </w:lvl>
+    <w:lvl w:ilvl="3" w:tplc="FFFFFFFF" w:tentative="1">
+      <w:start w:val="1"/>
+      <w:numFmt w:val="decimal"/>
+      <w:lvlText w:val="%4."/>
+      <w:lvlJc w:val="left"/>
+      <w:pPr>
+        <w:ind w:left="2880" w:hanging="360"/>
+      </w:pPr>
+    </w:lvl>
+    <w:lvl w:ilvl="4" w:tplc="FFFFFFFF" w:tentative="1">
+      <w:start w:val="1"/>
+      <w:numFmt w:val="lowerLetter"/>
+      <w:lvlText w:val="%5."/>
+      <w:lvlJc w:val="left"/>
+      <w:pPr>
+        <w:ind w:left="3600" w:hanging="360"/>
+      </w:pPr>
+    </w:lvl>
+    <w:lvl w:ilvl="5" w:tplc="FFFFFFFF" w:tentative="1">
+      <w:start w:val="1"/>
+      <w:numFmt w:val="lowerRoman"/>
+      <w:lvlText w:val="%6."/>
+      <w:lvlJc w:val="right"/>
+      <w:pPr>
+        <w:ind w:left="4320" w:hanging="180"/>
+      </w:pPr>
+    </w:lvl>
+    <w:lvl w:ilvl="6" w:tplc="FFFFFFFF" w:tentative="1">
+      <w:start w:val="1"/>
+      <w:numFmt w:val="decimal"/>
+      <w:lvlText w:val="%7."/>
+      <w:lvlJc w:val="left"/>
+      <w:pPr>
+        <w:ind w:left="5040" w:hanging="360"/>
+      </w:pPr>
+    </w:lvl>
+    <w:lvl w:ilvl="7" w:tplc="FFFFFFFF" w:tentative="1">
+      <w:start w:val="1"/>
+      <w:numFmt w:val="lowerLetter"/>
+      <w:lvlText w:val="%8."/>
+      <w:lvlJc w:val="left"/>
+      <w:pPr>
+        <w:ind w:left="5760" w:hanging="360"/>
+      </w:pPr>
+    </w:lvl>
+    <w:lvl w:ilvl="8" w:tplc="FFFFFFFF" w:tentative="1">
+      <w:start w:val="1"/>
+      <w:numFmt w:val="lowerRoman"/>
+      <w:lvlText w:val="%9."/>
+      <w:lvlJc w:val="right"/>
+      <w:pPr>
+        <w:ind w:left="6480" w:hanging="180"/>
+      </w:pPr>
+    </w:lvl>
+  </w:abstractNum>
+  <w:abstractNum w:abstractNumId="5" w15:restartNumberingAfterBreak="0">
     <w:nsid w:val="4DBE406D"/>
     <w:multiLevelType w:val="hybridMultilevel"/>
     <w:tmpl w:val="96582FA4"/>
@@ -925,7 +1028,7 @@
       </w:rPr>
     </w:lvl>
   </w:abstractNum>
-  <w:abstractNum w:abstractNumId="5" w15:restartNumberingAfterBreak="0">
+  <w:abstractNum w:abstractNumId="6" w15:restartNumberingAfterBreak="0">
     <w:nsid w:val="712430D9"/>
     <w:multiLevelType w:val="hybridMultilevel"/>
     <w:tmpl w:val="E44E0640"/>
@@ -1018,19 +1121,22 @@
     <w:abstractNumId w:val="0"/>
   </w:num>
   <w:num w:numId="2" w16cid:durableId="1620339643">
-    <w:abstractNumId w:val="4"/>
+    <w:abstractNumId w:val="5"/>
   </w:num>
   <w:num w:numId="3" w16cid:durableId="1270696286">
     <w:abstractNumId w:val="1"/>
   </w:num>
   <w:num w:numId="4" w16cid:durableId="269820983">
-    <w:abstractNumId w:val="5"/>
+    <w:abstractNumId w:val="6"/>
   </w:num>
   <w:num w:numId="5" w16cid:durableId="672729973">
     <w:abstractNumId w:val="3"/>
   </w:num>
   <w:num w:numId="6" w16cid:durableId="374308752">
     <w:abstractNumId w:val="2"/>
+  </w:num>
+  <w:num w:numId="7" w16cid:durableId="1539319669">
+    <w:abstractNumId w:val="4"/>
   </w:num>
 </w:numbering>
 </file>

--- a/sistemas_operativos/proyecto/PROPUESTA PROYECTO_vv.docx
+++ b/sistemas_operativos/proyecto/PROPUESTA PROYECTO_vv.docx
@@ -25,7 +25,18 @@
         <w:t xml:space="preserve"> </w:t>
       </w:r>
       <w:r>
-        <w:t>(Andromeada Shell)</w:t>
+        <w:t>(</w:t>
+      </w:r>
+      <w:proofErr w:type="spellStart"/>
+      <w:r>
+        <w:t>Androme</w:t>
+      </w:r>
+      <w:r>
+        <w:t>da</w:t>
+      </w:r>
+      <w:proofErr w:type="spellEnd"/>
+      <w:r>
+        <w:t xml:space="preserve"> Shell)</w:t>
       </w:r>
       <w:r>
         <w:rPr>
@@ -95,8 +106,36 @@
           <w:b/>
           <w:sz w:val="24"/>
         </w:rPr>
-        <w:t>Armando Tepale Chocolatl</w:t>
-      </w:r>
+        <w:t xml:space="preserve">Armando </w:t>
+      </w:r>
+      <w:proofErr w:type="spellStart"/>
+      <w:r>
+        <w:rPr>
+          <w:rFonts w:ascii="Arial"/>
+          <w:b/>
+          <w:sz w:val="24"/>
+        </w:rPr>
+        <w:t>Tepale</w:t>
+      </w:r>
+      <w:proofErr w:type="spellEnd"/>
+      <w:r>
+        <w:rPr>
+          <w:rFonts w:ascii="Arial"/>
+          <w:b/>
+          <w:sz w:val="24"/>
+        </w:rPr>
+        <w:t xml:space="preserve"> </w:t>
+      </w:r>
+      <w:proofErr w:type="spellStart"/>
+      <w:r>
+        <w:rPr>
+          <w:rFonts w:ascii="Arial"/>
+          <w:b/>
+          <w:sz w:val="24"/>
+        </w:rPr>
+        <w:t>Chocolatl</w:t>
+      </w:r>
+      <w:proofErr w:type="spellEnd"/>
       <w:r>
         <w:rPr>
           <w:rFonts w:ascii="Arial"/>
@@ -129,7 +168,25 @@
           <w:b/>
           <w:sz w:val="24"/>
         </w:rPr>
-        <w:t xml:space="preserve">1280222 Erick Garcia Chavez - </w:t>
+        <w:t xml:space="preserve">1280222 Erick Garcia </w:t>
+      </w:r>
+      <w:proofErr w:type="spellStart"/>
+      <w:r>
+        <w:rPr>
+          <w:rFonts w:ascii="Arial"/>
+          <w:b/>
+          <w:sz w:val="24"/>
+        </w:rPr>
+        <w:t>Chavez</w:t>
+      </w:r>
+      <w:proofErr w:type="spellEnd"/>
+      <w:r>
+        <w:rPr>
+          <w:rFonts w:ascii="Arial"/>
+          <w:b/>
+          <w:sz w:val="24"/>
+        </w:rPr>
+        <w:t xml:space="preserve"> - </w:t>
       </w:r>
       <w:r>
         <w:rPr>
@@ -195,8 +252,16 @@
         <w:rPr>
           <w:b/>
         </w:rPr>
-        <w:t>cifra-xor</w:t>
-      </w:r>
+        <w:t>cifra-</w:t>
+      </w:r>
+      <w:proofErr w:type="spellStart"/>
+      <w:r>
+        <w:rPr>
+          <w:b/>
+        </w:rPr>
+        <w:t>xor</w:t>
+      </w:r>
+      <w:proofErr w:type="spellEnd"/>
     </w:p>
     <w:p>
       <w:pPr>
@@ -255,7 +320,14 @@
           <w:rFonts w:ascii="Arial" w:hAnsi="Arial" w:cs="Arial"/>
         </w:rPr>
         <w:br/>
-        <w:t>Cada ejecución genera un archivo de sumas de verificación (</w:t>
+        <w:t xml:space="preserve">Cada ejecución genera un archivo de sumas de verificación </w:t>
+      </w:r>
+      <w:proofErr w:type="gramStart"/>
+      <w:r>
+        <w:rPr>
+          <w:rFonts w:ascii="Arial" w:hAnsi="Arial" w:cs="Arial"/>
+        </w:rPr>
+        <w:t>(</w:t>
       </w:r>
       <w:r>
         <w:rPr>
@@ -264,8 +336,29 @@
           <w:sz w:val="24"/>
           <w:szCs w:val="24"/>
         </w:rPr>
-        <w:t>.integrity.db</w:t>
-      </w:r>
+        <w:t>.</w:t>
+      </w:r>
+      <w:proofErr w:type="spellStart"/>
+      <w:r>
+        <w:rPr>
+          <w:rStyle w:val="HTMLCode"/>
+          <w:rFonts w:ascii="Arial" w:eastAsia="Arial MT" w:hAnsi="Arial" w:cs="Arial"/>
+          <w:sz w:val="24"/>
+          <w:szCs w:val="24"/>
+        </w:rPr>
+        <w:t>integrity</w:t>
+      </w:r>
+      <w:proofErr w:type="gramEnd"/>
+      <w:r>
+        <w:rPr>
+          <w:rStyle w:val="HTMLCode"/>
+          <w:rFonts w:ascii="Arial" w:eastAsia="Arial MT" w:hAnsi="Arial" w:cs="Arial"/>
+          <w:sz w:val="24"/>
+          <w:szCs w:val="24"/>
+        </w:rPr>
+        <w:t>.db</w:t>
+      </w:r>
+      <w:proofErr w:type="spellEnd"/>
       <w:r>
         <w:rPr>
           <w:rFonts w:ascii="Arial" w:hAnsi="Arial" w:cs="Arial"/>
@@ -368,8 +461,16 @@
         <w:rPr>
           <w:b/>
         </w:rPr>
-        <w:t>fantasma-rm</w:t>
-      </w:r>
+        <w:t>fantasma-</w:t>
+      </w:r>
+      <w:proofErr w:type="spellStart"/>
+      <w:r>
+        <w:rPr>
+          <w:b/>
+        </w:rPr>
+        <w:t>rm</w:t>
+      </w:r>
+      <w:proofErr w:type="spellEnd"/>
     </w:p>
     <w:p>
       <w:pPr>
@@ -378,7 +479,31 @@
         <w:jc w:val="both"/>
       </w:pPr>
       <w:r>
-        <w:t>Mueve el contenido de un archivo a una 'zona fantasma' oculta y borra el original, la zona fantasma se tendrá su propia dirección en ~/.Andromeda_shell/.ghostzone/</w:t>
+        <w:t>Mueve el contenido de un archivo a una 'zona fantasma' oculta y borra el original, la zona fantasma se tendrá su propia dirección en ~</w:t>
+      </w:r>
+      <w:proofErr w:type="gramStart"/>
+      <w:r>
+        <w:t>/.</w:t>
+      </w:r>
+      <w:proofErr w:type="spellStart"/>
+      <w:r>
+        <w:t>Andromeda</w:t>
+      </w:r>
+      <w:proofErr w:type="gramEnd"/>
+      <w:r>
+        <w:t>_shell</w:t>
+      </w:r>
+      <w:proofErr w:type="spellEnd"/>
+      <w:r>
+        <w:t>/.</w:t>
+      </w:r>
+      <w:proofErr w:type="spellStart"/>
+      <w:r>
+        <w:t>ghostzone</w:t>
+      </w:r>
+      <w:proofErr w:type="spellEnd"/>
+      <w:r>
+        <w:t>/</w:t>
       </w:r>
     </w:p>
     <w:p>
